--- a/DR/Титулна_страница_07_ПП.docx
+++ b/DR/Титулна_страница_07_ПП.docx
@@ -254,6 +254,14 @@
             </w:rPr>
             <w:t xml:space="preserve"> </w:t>
           </w:r>
+          <w:r>
+            <w:rPr>
+              <w:b/>
+              <w:sz w:val="32"/>
+              <w:szCs w:val="24"/>
+            </w:rPr>
+            <w:t>„Интерактивен дашборд за анализ на данни“</w:t>
+          </w:r>
         </w:p>
         <w:p/>
         <w:p/>
@@ -270,6 +278,20 @@
           </w:pPr>
           <w:r>
             <w:t xml:space="preserve">Изготвил: </w:t>
+          </w:r>
+        </w:p>
+        <w:p>
+          <w:pPr>
+            <w:spacing w:after="0"/>
+            <w:ind w:left="5812" w:firstLine="0"/>
+          </w:pPr>
+          <w:r>
+            <w:t>Маги Боядж</w:t>
+          </w:r>
+          <w:bookmarkStart w:id="0" w:name="_GoBack"/>
+          <w:bookmarkEnd w:id="0"/>
+          <w:r>
+            <w:t>иева</w:t>
           </w:r>
         </w:p>
         <w:p>
@@ -389,8 +411,6 @@
     <w:r>
       <w:t>гр. Банско</w:t>
     </w:r>
-    <w:bookmarkStart w:id="9" w:name="_GoBack"/>
-    <w:bookmarkEnd w:id="9"/>
   </w:p>
   <w:p>
     <w:pPr>
@@ -449,9 +469,9 @@
         <w:sz w:val="32"/>
       </w:rPr>
     </w:pPr>
-    <w:bookmarkStart w:id="0" w:name="_Toc129205739"/>
-    <w:bookmarkStart w:id="1" w:name="_Toc129205851"/>
-    <w:bookmarkStart w:id="2" w:name="_Toc129206015"/>
+    <w:bookmarkStart w:id="1" w:name="_Toc129205739"/>
+    <w:bookmarkStart w:id="2" w:name="_Toc129205851"/>
+    <w:bookmarkStart w:id="3" w:name="_Toc129206015"/>
     <w:r>
       <w:rPr>
         <w:b/>
@@ -528,12 +548,12 @@
         <w:sz w:val="20"/>
       </w:rPr>
     </w:pPr>
-    <w:bookmarkStart w:id="3" w:name="_Toc129205740"/>
-    <w:bookmarkStart w:id="4" w:name="_Toc129205852"/>
-    <w:bookmarkStart w:id="5" w:name="_Toc129206016"/>
-    <w:bookmarkEnd w:id="0"/>
+    <w:bookmarkStart w:id="4" w:name="_Toc129205740"/>
+    <w:bookmarkStart w:id="5" w:name="_Toc129205852"/>
+    <w:bookmarkStart w:id="6" w:name="_Toc129206016"/>
     <w:bookmarkEnd w:id="1"/>
     <w:bookmarkEnd w:id="2"/>
+    <w:bookmarkEnd w:id="3"/>
     <w:r>
       <w:rPr>
         <w:sz w:val="20"/>
@@ -553,21 +573,21 @@
       </w:rPr>
       <w:t xml:space="preserve"> №23,</w:t>
     </w:r>
-    <w:bookmarkStart w:id="6" w:name="_Toc129205741"/>
-    <w:bookmarkStart w:id="7" w:name="_Toc129205853"/>
-    <w:bookmarkStart w:id="8" w:name="_Toc129206017"/>
-    <w:bookmarkEnd w:id="3"/>
+    <w:bookmarkStart w:id="7" w:name="_Toc129205741"/>
+    <w:bookmarkStart w:id="8" w:name="_Toc129205853"/>
+    <w:bookmarkStart w:id="9" w:name="_Toc129206017"/>
     <w:bookmarkEnd w:id="4"/>
     <w:bookmarkEnd w:id="5"/>
+    <w:bookmarkEnd w:id="6"/>
     <w:r>
       <w:rPr>
         <w:sz w:val="20"/>
       </w:rPr>
       <w:t xml:space="preserve">тел: 074988402, е-mail: </w:t>
     </w:r>
-    <w:bookmarkEnd w:id="6"/>
     <w:bookmarkEnd w:id="7"/>
     <w:bookmarkEnd w:id="8"/>
+    <w:bookmarkEnd w:id="9"/>
     <w:r>
       <w:rPr>
         <w:sz w:val="20"/>
@@ -2864,7 +2884,7 @@
 </file>
 
 <file path=customXml/itemProps1.xml><?xml version="1.0" encoding="utf-8"?>
-<ds:datastoreItem xmlns:ds="http://schemas.openxmlformats.org/officeDocument/2006/customXml" ds:itemID="{EE48CB7D-D2E8-4F2B-B430-0525806A127D}">
+<ds:datastoreItem xmlns:ds="http://schemas.openxmlformats.org/officeDocument/2006/customXml" ds:itemID="{EE61E96D-9230-4263-A103-D28E31A3FAEB}">
   <ds:schemaRefs>
     <ds:schemaRef ds:uri="http://schemas.openxmlformats.org/officeDocument/2006/bibliography"/>
   </ds:schemaRefs>
